--- a/Fase 2/Manuales/SIGMA_Manual_EP09_Planes_de_mantenimiento.docx
+++ b/Fase 2/Manuales/SIGMA_Manual_EP09_Planes_de_mantenimiento.docx
@@ -667,13 +667,14 @@
         </w:tblBorders>
       </w:tblPr>
       <w:tblGrid>
-        <w:gridCol w:w="4873"/>
-        <w:gridCol w:w="4873"/>
+        <w:gridCol w:w="3249"/>
+        <w:gridCol w:w="3249"/>
+        <w:gridCol w:w="3249"/>
       </w:tblGrid>
       <w:tr>
         <w:tc>
           <w:tcPr>
-            <w:tcW w:type="dxa" w:w="3402"/>
+            <w:tcW w:type="dxa" w:w="2551"/>
             <w:shd w:val="clear" w:color="auto" w:fill="E8E5F7"/>
           </w:tcPr>
           <w:p>
@@ -689,7 +690,7 @@
         </w:tc>
         <w:tc>
           <w:tcPr>
-            <w:tcW w:type="dxa" w:w="6236"/>
+            <w:tcW w:type="dxa" w:w="3969"/>
             <w:shd w:val="clear" w:color="auto" w:fill="E8E5F7"/>
           </w:tcPr>
           <w:p>
@@ -699,7 +700,23 @@
                 <w:b/>
                 <w:sz w:val="19"/>
               </w:rPr>
-              <w:t>Ruta</w:t>
+              <w:t>Ruta en el menú</w:t>
+            </w:r>
+          </w:p>
+        </w:tc>
+        <w:tc>
+          <w:tcPr>
+            <w:tcW w:type="dxa" w:w="3118"/>
+            <w:shd w:val="clear" w:color="auto" w:fill="E8E5F7"/>
+          </w:tcPr>
+          <w:p>
+            <w:r/>
+            <w:r>
+              <w:rPr>
+                <w:b/>
+                <w:sz w:val="19"/>
+              </w:rPr>
+              <w:t>Pestañas que tiene</w:t>
             </w:r>
           </w:p>
         </w:tc>
@@ -707,7 +724,7 @@
       <w:tr>
         <w:tc>
           <w:tcPr>
-            <w:tcW w:type="dxa" w:w="3402"/>
+            <w:tcW w:type="dxa" w:w="2551"/>
           </w:tcPr>
           <w:p>
             <w:r/>
@@ -721,7 +738,7 @@
         </w:tc>
         <w:tc>
           <w:tcPr>
-            <w:tcW w:type="dxa" w:w="6236"/>
+            <w:tcW w:type="dxa" w:w="3969"/>
           </w:tcPr>
           <w:p>
             <w:r/>
@@ -730,6 +747,20 @@
                 <w:sz w:val="19"/>
               </w:rPr>
               <w:t>Centro de Mantenimiento › Planificación</w:t>
+            </w:r>
+          </w:p>
+        </w:tc>
+        <w:tc>
+          <w:tcPr>
+            <w:tcW w:type="dxa" w:w="3118"/>
+          </w:tcPr>
+          <w:p>
+            <w:r/>
+            <w:r>
+              <w:rPr>
+                <w:sz w:val="19"/>
+              </w:rPr>
+              <w:t>—</w:t>
             </w:r>
           </w:p>
         </w:tc>
@@ -769,13 +800,14 @@
         </w:tblBorders>
       </w:tblPr>
       <w:tblGrid>
-        <w:gridCol w:w="4873"/>
-        <w:gridCol w:w="4873"/>
+        <w:gridCol w:w="3249"/>
+        <w:gridCol w:w="3249"/>
+        <w:gridCol w:w="3249"/>
       </w:tblGrid>
       <w:tr>
         <w:tc>
           <w:tcPr>
-            <w:tcW w:type="dxa" w:w="3402"/>
+            <w:tcW w:type="dxa" w:w="2551"/>
             <w:shd w:val="clear" w:color="auto" w:fill="E8E5F7"/>
           </w:tcPr>
           <w:p>
@@ -791,7 +823,7 @@
         </w:tc>
         <w:tc>
           <w:tcPr>
-            <w:tcW w:type="dxa" w:w="6236"/>
+            <w:tcW w:type="dxa" w:w="3969"/>
             <w:shd w:val="clear" w:color="auto" w:fill="E8E5F7"/>
           </w:tcPr>
           <w:p>
@@ -805,11 +837,27 @@
             </w:r>
           </w:p>
         </w:tc>
+        <w:tc>
+          <w:tcPr>
+            <w:tcW w:type="dxa" w:w="3118"/>
+            <w:shd w:val="clear" w:color="auto" w:fill="E8E5F7"/>
+          </w:tcPr>
+          <w:p>
+            <w:r/>
+            <w:r>
+              <w:rPr>
+                <w:b/>
+                <w:sz w:val="18"/>
+              </w:rPr>
+              <w:t>Pestañas que tiene</w:t>
+            </w:r>
+          </w:p>
+        </w:tc>
       </w:tr>
       <w:tr>
         <w:tc>
           <w:tcPr>
-            <w:tcW w:type="dxa" w:w="3402"/>
+            <w:tcW w:type="dxa" w:w="2551"/>
           </w:tcPr>
           <w:p>
             <w:r/>
@@ -823,7 +871,7 @@
         </w:tc>
         <w:tc>
           <w:tcPr>
-            <w:tcW w:type="dxa" w:w="6236"/>
+            <w:tcW w:type="dxa" w:w="3969"/>
           </w:tcPr>
           <w:p>
             <w:r/>
@@ -832,6 +880,20 @@
                 <w:sz w:val="18"/>
               </w:rPr>
               <w:t>Centro de Mantenimiento › Planificación › Bandeja de mantenciones</w:t>
+            </w:r>
+          </w:p>
+        </w:tc>
+        <w:tc>
+          <w:tcPr>
+            <w:tcW w:type="dxa" w:w="3118"/>
+          </w:tcPr>
+          <w:p>
+            <w:r/>
+            <w:r>
+              <w:rPr>
+                <w:sz w:val="18"/>
+              </w:rPr>
+              <w:t>—</w:t>
             </w:r>
           </w:p>
         </w:tc>
@@ -839,7 +901,7 @@
       <w:tr>
         <w:tc>
           <w:tcPr>
-            <w:tcW w:type="dxa" w:w="3402"/>
+            <w:tcW w:type="dxa" w:w="2551"/>
           </w:tcPr>
           <w:p>
             <w:r/>
@@ -853,7 +915,7 @@
         </w:tc>
         <w:tc>
           <w:tcPr>
-            <w:tcW w:type="dxa" w:w="6236"/>
+            <w:tcW w:type="dxa" w:w="3969"/>
           </w:tcPr>
           <w:p>
             <w:r/>
@@ -862,6 +924,20 @@
                 <w:sz w:val="18"/>
               </w:rPr>
               <w:t>Centro de Mantenimiento › Planificación › Planes de mantenimiento</w:t>
+            </w:r>
+          </w:p>
+        </w:tc>
+        <w:tc>
+          <w:tcPr>
+            <w:tcW w:type="dxa" w:w="3118"/>
+          </w:tcPr>
+          <w:p>
+            <w:r/>
+            <w:r>
+              <w:rPr>
+                <w:sz w:val="18"/>
+              </w:rPr>
+              <w:t>—</w:t>
             </w:r>
           </w:p>
         </w:tc>
@@ -869,7 +945,7 @@
       <w:tr>
         <w:tc>
           <w:tcPr>
-            <w:tcW w:type="dxa" w:w="3402"/>
+            <w:tcW w:type="dxa" w:w="2551"/>
           </w:tcPr>
           <w:p>
             <w:r/>
@@ -883,7 +959,7 @@
         </w:tc>
         <w:tc>
           <w:tcPr>
-            <w:tcW w:type="dxa" w:w="6236"/>
+            <w:tcW w:type="dxa" w:w="3969"/>
           </w:tcPr>
           <w:p>
             <w:r/>
@@ -892,6 +968,20 @@
                 <w:sz w:val="18"/>
               </w:rPr>
               <w:t>Centro de Mantenimiento › Planificación › Plan de mantenimiento (detalle)</w:t>
+            </w:r>
+          </w:p>
+        </w:tc>
+        <w:tc>
+          <w:tcPr>
+            <w:tcW w:type="dxa" w:w="3118"/>
+          </w:tcPr>
+          <w:p>
+            <w:r/>
+            <w:r>
+              <w:rPr>
+                <w:sz w:val="18"/>
+              </w:rPr>
+              <w:t>Resumen · Hitos · Equipos · Calendario · Configuración</w:t>
             </w:r>
           </w:p>
         </w:tc>
@@ -899,7 +989,7 @@
       <w:tr>
         <w:tc>
           <w:tcPr>
-            <w:tcW w:type="dxa" w:w="3402"/>
+            <w:tcW w:type="dxa" w:w="2551"/>
           </w:tcPr>
           <w:p>
             <w:r/>
@@ -913,7 +1003,7 @@
         </w:tc>
         <w:tc>
           <w:tcPr>
-            <w:tcW w:type="dxa" w:w="6236"/>
+            <w:tcW w:type="dxa" w:w="3969"/>
           </w:tcPr>
           <w:p>
             <w:r/>
@@ -922,6 +1012,20 @@
                 <w:sz w:val="18"/>
               </w:rPr>
               <w:t>Centro de Mantenimiento › Planificación › Hito de plan (detalle)</w:t>
+            </w:r>
+          </w:p>
+        </w:tc>
+        <w:tc>
+          <w:tcPr>
+            <w:tcW w:type="dxa" w:w="3118"/>
+          </w:tcPr>
+          <w:p>
+            <w:r/>
+            <w:r>
+              <w:rPr>
+                <w:sz w:val="18"/>
+              </w:rPr>
+              <w:t>—</w:t>
             </w:r>
           </w:p>
         </w:tc>
@@ -929,7 +1033,7 @@
       <w:tr>
         <w:tc>
           <w:tcPr>
-            <w:tcW w:type="dxa" w:w="3402"/>
+            <w:tcW w:type="dxa" w:w="2551"/>
           </w:tcPr>
           <w:p>
             <w:r/>
@@ -943,7 +1047,7 @@
         </w:tc>
         <w:tc>
           <w:tcPr>
-            <w:tcW w:type="dxa" w:w="6236"/>
+            <w:tcW w:type="dxa" w:w="3969"/>
           </w:tcPr>
           <w:p>
             <w:r/>
@@ -952,6 +1056,20 @@
                 <w:sz w:val="18"/>
               </w:rPr>
               <w:t>Centro de Mantenimiento › Planificación › Equipo de plan (detalle)</w:t>
+            </w:r>
+          </w:p>
+        </w:tc>
+        <w:tc>
+          <w:tcPr>
+            <w:tcW w:type="dxa" w:w="3118"/>
+          </w:tcPr>
+          <w:p>
+            <w:r/>
+            <w:r>
+              <w:rPr>
+                <w:sz w:val="18"/>
+              </w:rPr>
+              <w:t>—</w:t>
             </w:r>
           </w:p>
         </w:tc>
@@ -959,7 +1077,7 @@
       <w:tr>
         <w:tc>
           <w:tcPr>
-            <w:tcW w:type="dxa" w:w="3402"/>
+            <w:tcW w:type="dxa" w:w="2551"/>
           </w:tcPr>
           <w:p>
             <w:r/>
@@ -973,7 +1091,7 @@
         </w:tc>
         <w:tc>
           <w:tcPr>
-            <w:tcW w:type="dxa" w:w="6236"/>
+            <w:tcW w:type="dxa" w:w="3969"/>
           </w:tcPr>
           <w:p>
             <w:r/>
@@ -982,6 +1100,20 @@
                 <w:sz w:val="18"/>
               </w:rPr>
               <w:t>Centro de Mantenimiento › Planificación › Carga masiva de planes</w:t>
+            </w:r>
+          </w:p>
+        </w:tc>
+        <w:tc>
+          <w:tcPr>
+            <w:tcW w:type="dxa" w:w="3118"/>
+          </w:tcPr>
+          <w:p>
+            <w:r/>
+            <w:r>
+              <w:rPr>
+                <w:sz w:val="18"/>
+              </w:rPr>
+              <w:t>—</w:t>
             </w:r>
           </w:p>
         </w:tc>
@@ -989,7 +1121,7 @@
       <w:tr>
         <w:tc>
           <w:tcPr>
-            <w:tcW w:type="dxa" w:w="3402"/>
+            <w:tcW w:type="dxa" w:w="2551"/>
           </w:tcPr>
           <w:p>
             <w:r/>
@@ -1003,7 +1135,7 @@
         </w:tc>
         <w:tc>
           <w:tcPr>
-            <w:tcW w:type="dxa" w:w="6236"/>
+            <w:tcW w:type="dxa" w:w="3969"/>
           </w:tcPr>
           <w:p>
             <w:r/>
@@ -1012,6 +1144,20 @@
                 <w:sz w:val="18"/>
               </w:rPr>
               <w:t>Centro de Mantenimiento › Planificación › Versiones del plan (detalle)</w:t>
+            </w:r>
+          </w:p>
+        </w:tc>
+        <w:tc>
+          <w:tcPr>
+            <w:tcW w:type="dxa" w:w="3118"/>
+          </w:tcPr>
+          <w:p>
+            <w:r/>
+            <w:r>
+              <w:rPr>
+                <w:sz w:val="18"/>
+              </w:rPr>
+              <w:t>—</w:t>
             </w:r>
           </w:p>
         </w:tc>
@@ -1019,7 +1165,7 @@
       <w:tr>
         <w:tc>
           <w:tcPr>
-            <w:tcW w:type="dxa" w:w="3402"/>
+            <w:tcW w:type="dxa" w:w="2551"/>
           </w:tcPr>
           <w:p>
             <w:r/>
@@ -1033,7 +1179,7 @@
         </w:tc>
         <w:tc>
           <w:tcPr>
-            <w:tcW w:type="dxa" w:w="6236"/>
+            <w:tcW w:type="dxa" w:w="3969"/>
           </w:tcPr>
           <w:p>
             <w:r/>
@@ -1042,6 +1188,20 @@
                 <w:sz w:val="18"/>
               </w:rPr>
               <w:t>Centro de Mantenimiento › Planificación › Reprogramar ocurrencia (detalle)</w:t>
+            </w:r>
+          </w:p>
+        </w:tc>
+        <w:tc>
+          <w:tcPr>
+            <w:tcW w:type="dxa" w:w="3118"/>
+          </w:tcPr>
+          <w:p>
+            <w:r/>
+            <w:r>
+              <w:rPr>
+                <w:sz w:val="18"/>
+              </w:rPr>
+              <w:t>—</w:t>
             </w:r>
           </w:p>
         </w:tc>
@@ -1049,7 +1209,7 @@
       <w:tr>
         <w:tc>
           <w:tcPr>
-            <w:tcW w:type="dxa" w:w="3402"/>
+            <w:tcW w:type="dxa" w:w="2551"/>
           </w:tcPr>
           <w:p>
             <w:r/>
@@ -1063,7 +1223,7 @@
         </w:tc>
         <w:tc>
           <w:tcPr>
-            <w:tcW w:type="dxa" w:w="6236"/>
+            <w:tcW w:type="dxa" w:w="3969"/>
           </w:tcPr>
           <w:p>
             <w:r/>
@@ -1072,6 +1232,20 @@
                 <w:sz w:val="18"/>
               </w:rPr>
               <w:t>Centro de Mantenimiento › Planificación › Actividades del hito (detalle)</w:t>
+            </w:r>
+          </w:p>
+        </w:tc>
+        <w:tc>
+          <w:tcPr>
+            <w:tcW w:type="dxa" w:w="3118"/>
+          </w:tcPr>
+          <w:p>
+            <w:r/>
+            <w:r>
+              <w:rPr>
+                <w:sz w:val="18"/>
+              </w:rPr>
+              <w:t>—</w:t>
             </w:r>
           </w:p>
         </w:tc>
@@ -1079,7 +1253,7 @@
       <w:tr>
         <w:tc>
           <w:tcPr>
-            <w:tcW w:type="dxa" w:w="3402"/>
+            <w:tcW w:type="dxa" w:w="2551"/>
           </w:tcPr>
           <w:p>
             <w:r/>
@@ -1093,7 +1267,7 @@
         </w:tc>
         <w:tc>
           <w:tcPr>
-            <w:tcW w:type="dxa" w:w="6236"/>
+            <w:tcW w:type="dxa" w:w="3969"/>
           </w:tcPr>
           <w:p>
             <w:r/>
@@ -1102,6 +1276,20 @@
                 <w:sz w:val="18"/>
               </w:rPr>
               <w:t>Centro de Mantenimiento › Planificación › Actividad de hito (detalle)</w:t>
+            </w:r>
+          </w:p>
+        </w:tc>
+        <w:tc>
+          <w:tcPr>
+            <w:tcW w:type="dxa" w:w="3118"/>
+          </w:tcPr>
+          <w:p>
+            <w:r/>
+            <w:r>
+              <w:rPr>
+                <w:sz w:val="18"/>
+              </w:rPr>
+              <w:t>—</w:t>
             </w:r>
           </w:p>
         </w:tc>
@@ -1203,6 +1391,38 @@
         <w:rPr>
           <w:sz w:val="21"/>
         </w:rPr>
+        <w:t>Abra Plan de mantenimiento (detalle).</w:t>
+      </w:r>
+    </w:p>
+    <w:p>
+      <w:pPr>
+        <w:spacing w:after="120"/>
+        <w:ind w:left="680"/>
+      </w:pPr>
+      <w:r>
+        <w:rPr>
+          <w:color w:val="555555"/>
+          <w:sz w:val="19"/>
+        </w:rPr>
+        <w:t>Tiene estas pestañas: Resumen · Hitos · Equipos · Calendario · Configuración</w:t>
+      </w:r>
+    </w:p>
+    <w:p>
+      <w:pPr>
+        <w:spacing w:after="40"/>
+      </w:pPr>
+      <w:r>
+        <w:rPr>
+          <w:b/>
+          <w:color w:val="4F46E5"/>
+          <w:sz w:val="21"/>
+        </w:rPr>
+        <w:t xml:space="preserve">Paso 3. </w:t>
+      </w:r>
+      <w:r>
+        <w:rPr>
+          <w:sz w:val="21"/>
+        </w:rPr>
         <w:t>Abra el formulario y complete los datos.</w:t>
       </w:r>
     </w:p>
@@ -1727,7 +1947,7 @@
           <w:color w:val="4F46E5"/>
           <w:sz w:val="21"/>
         </w:rPr>
-        <w:t xml:space="preserve">Paso 3. </w:t>
+        <w:t xml:space="preserve">Paso 4. </w:t>
       </w:r>
       <w:r>
         <w:rPr>
@@ -1746,7 +1966,7 @@
           <w:color w:val="4F46E5"/>
           <w:sz w:val="21"/>
         </w:rPr>
-        <w:t xml:space="preserve">Paso 4. </w:t>
+        <w:t xml:space="preserve">Paso 5. </w:t>
       </w:r>
       <w:r>
         <w:rPr>
@@ -2001,6 +2221,38 @@
         <w:rPr>
           <w:sz w:val="21"/>
         </w:rPr>
+        <w:t>Abra Plan de mantenimiento (detalle) y pulse la pestaña «Hitos».</w:t>
+      </w:r>
+    </w:p>
+    <w:p>
+      <w:pPr>
+        <w:spacing w:after="120"/>
+        <w:ind w:left="680"/>
+      </w:pPr>
+      <w:r>
+        <w:rPr>
+          <w:color w:val="555555"/>
+          <w:sz w:val="19"/>
+        </w:rPr>
+        <w:t>Es donde se hace esta operación.</w:t>
+      </w:r>
+    </w:p>
+    <w:p>
+      <w:pPr>
+        <w:spacing w:after="40"/>
+      </w:pPr>
+      <w:r>
+        <w:rPr>
+          <w:b/>
+          <w:color w:val="4F46E5"/>
+          <w:sz w:val="21"/>
+        </w:rPr>
+        <w:t xml:space="preserve">Paso 3. </w:t>
+      </w:r>
+      <w:r>
+        <w:rPr>
+          <w:sz w:val="21"/>
+        </w:rPr>
         <w:t>Abra el formulario y complete los datos.</w:t>
       </w:r>
     </w:p>
@@ -2757,7 +3009,7 @@
           <w:color w:val="4F46E5"/>
           <w:sz w:val="21"/>
         </w:rPr>
-        <w:t xml:space="preserve">Paso 3. </w:t>
+        <w:t xml:space="preserve">Paso 4. </w:t>
       </w:r>
       <w:r>
         <w:rPr>
@@ -2776,7 +3028,7 @@
           <w:color w:val="4F46E5"/>
           <w:sz w:val="21"/>
         </w:rPr>
-        <w:t xml:space="preserve">Paso 4. </w:t>
+        <w:t xml:space="preserve">Paso 5. </w:t>
       </w:r>
       <w:r>
         <w:rPr>
@@ -3119,6 +3371,38 @@
         <w:rPr>
           <w:sz w:val="21"/>
         </w:rPr>
+        <w:t>Abra Plan de mantenimiento (detalle) y pulse la pestaña «Hitos».</w:t>
+      </w:r>
+    </w:p>
+    <w:p>
+      <w:pPr>
+        <w:spacing w:after="120"/>
+        <w:ind w:left="680"/>
+      </w:pPr>
+      <w:r>
+        <w:rPr>
+          <w:color w:val="555555"/>
+          <w:sz w:val="19"/>
+        </w:rPr>
+        <w:t>Es donde se hace esta operación.</w:t>
+      </w:r>
+    </w:p>
+    <w:p>
+      <w:pPr>
+        <w:spacing w:after="40"/>
+      </w:pPr>
+      <w:r>
+        <w:rPr>
+          <w:b/>
+          <w:color w:val="4F46E5"/>
+          <w:sz w:val="21"/>
+        </w:rPr>
+        <w:t xml:space="preserve">Paso 3. </w:t>
+      </w:r>
+      <w:r>
+        <w:rPr>
+          <w:sz w:val="21"/>
+        </w:rPr>
         <w:t>Abra el formulario y complete los datos.</w:t>
       </w:r>
     </w:p>
@@ -3991,7 +4275,7 @@
           <w:color w:val="4F46E5"/>
           <w:sz w:val="21"/>
         </w:rPr>
-        <w:t xml:space="preserve">Paso 3. </w:t>
+        <w:t xml:space="preserve">Paso 4. </w:t>
       </w:r>
       <w:r>
         <w:rPr>
@@ -4010,7 +4294,7 @@
           <w:color w:val="4F46E5"/>
           <w:sz w:val="21"/>
         </w:rPr>
-        <w:t xml:space="preserve">Paso 4. </w:t>
+        <w:t xml:space="preserve">Paso 5. </w:t>
       </w:r>
       <w:r>
         <w:rPr>
@@ -4353,6 +4637,38 @@
         <w:rPr>
           <w:sz w:val="21"/>
         </w:rPr>
+        <w:t>Abra Plan de mantenimiento (detalle).</w:t>
+      </w:r>
+    </w:p>
+    <w:p>
+      <w:pPr>
+        <w:spacing w:after="120"/>
+        <w:ind w:left="680"/>
+      </w:pPr>
+      <w:r>
+        <w:rPr>
+          <w:color w:val="555555"/>
+          <w:sz w:val="19"/>
+        </w:rPr>
+        <w:t>Tiene estas pestañas: Resumen · Hitos · Equipos · Calendario · Configuración</w:t>
+      </w:r>
+    </w:p>
+    <w:p>
+      <w:pPr>
+        <w:spacing w:after="40"/>
+      </w:pPr>
+      <w:r>
+        <w:rPr>
+          <w:b/>
+          <w:color w:val="4F46E5"/>
+          <w:sz w:val="21"/>
+        </w:rPr>
+        <w:t xml:space="preserve">Paso 3. </w:t>
+      </w:r>
+      <w:r>
+        <w:rPr>
+          <w:sz w:val="21"/>
+        </w:rPr>
         <w:t>Abra el formulario y complete los datos.</w:t>
       </w:r>
     </w:p>
@@ -4645,7 +4961,7 @@
           <w:color w:val="4F46E5"/>
           <w:sz w:val="21"/>
         </w:rPr>
-        <w:t xml:space="preserve">Paso 3. </w:t>
+        <w:t xml:space="preserve">Paso 4. </w:t>
       </w:r>
       <w:r>
         <w:rPr>
@@ -4664,7 +4980,7 @@
           <w:color w:val="4F46E5"/>
           <w:sz w:val="21"/>
         </w:rPr>
-        <w:t xml:space="preserve">Paso 4. </w:t>
+        <w:t xml:space="preserve">Paso 5. </w:t>
       </w:r>
       <w:r>
         <w:rPr>
@@ -4963,6 +5279,38 @@
         <w:rPr>
           <w:sz w:val="21"/>
         </w:rPr>
+        <w:t>Abra Plan de mantenimiento (detalle).</w:t>
+      </w:r>
+    </w:p>
+    <w:p>
+      <w:pPr>
+        <w:spacing w:after="120"/>
+        <w:ind w:left="680"/>
+      </w:pPr>
+      <w:r>
+        <w:rPr>
+          <w:color w:val="555555"/>
+          <w:sz w:val="19"/>
+        </w:rPr>
+        <w:t>Tiene estas pestañas: Resumen · Hitos · Equipos · Calendario · Configuración</w:t>
+      </w:r>
+    </w:p>
+    <w:p>
+      <w:pPr>
+        <w:spacing w:after="40"/>
+      </w:pPr>
+      <w:r>
+        <w:rPr>
+          <w:b/>
+          <w:color w:val="4F46E5"/>
+          <w:sz w:val="21"/>
+        </w:rPr>
+        <w:t xml:space="preserve">Paso 3. </w:t>
+      </w:r>
+      <w:r>
+        <w:rPr>
+          <w:sz w:val="21"/>
+        </w:rPr>
         <w:t>Ejecute la acción desde la pantalla.</w:t>
       </w:r>
     </w:p>
@@ -4976,7 +5324,7 @@
           <w:color w:val="4F46E5"/>
           <w:sz w:val="21"/>
         </w:rPr>
-        <w:t xml:space="preserve">Paso 3. </w:t>
+        <w:t xml:space="preserve">Paso 4. </w:t>
       </w:r>
       <w:r>
         <w:rPr>
@@ -5363,6 +5711,38 @@
         <w:rPr>
           <w:sz w:val="21"/>
         </w:rPr>
+        <w:t>Abra Plan de mantenimiento (detalle).</w:t>
+      </w:r>
+    </w:p>
+    <w:p>
+      <w:pPr>
+        <w:spacing w:after="120"/>
+        <w:ind w:left="680"/>
+      </w:pPr>
+      <w:r>
+        <w:rPr>
+          <w:color w:val="555555"/>
+          <w:sz w:val="19"/>
+        </w:rPr>
+        <w:t>Tiene estas pestañas: Resumen · Hitos · Equipos · Calendario · Configuración</w:t>
+      </w:r>
+    </w:p>
+    <w:p>
+      <w:pPr>
+        <w:spacing w:after="40"/>
+      </w:pPr>
+      <w:r>
+        <w:rPr>
+          <w:b/>
+          <w:color w:val="4F46E5"/>
+          <w:sz w:val="21"/>
+        </w:rPr>
+        <w:t xml:space="preserve">Paso 3. </w:t>
+      </w:r>
+      <w:r>
+        <w:rPr>
+          <w:sz w:val="21"/>
+        </w:rPr>
         <w:t>Abra el formulario y complete los datos.</w:t>
       </w:r>
     </w:p>
@@ -5597,7 +5977,7 @@
           <w:color w:val="4F46E5"/>
           <w:sz w:val="21"/>
         </w:rPr>
-        <w:t xml:space="preserve">Paso 3. </w:t>
+        <w:t xml:space="preserve">Paso 4. </w:t>
       </w:r>
       <w:r>
         <w:rPr>
@@ -5616,7 +5996,7 @@
           <w:color w:val="4F46E5"/>
           <w:sz w:val="21"/>
         </w:rPr>
-        <w:t xml:space="preserve">Paso 4. </w:t>
+        <w:t xml:space="preserve">Paso 5. </w:t>
       </w:r>
       <w:r>
         <w:rPr>
@@ -5915,6 +6295,38 @@
         <w:rPr>
           <w:sz w:val="21"/>
         </w:rPr>
+        <w:t>Abra Plan de mantenimiento (detalle).</w:t>
+      </w:r>
+    </w:p>
+    <w:p>
+      <w:pPr>
+        <w:spacing w:after="120"/>
+        <w:ind w:left="680"/>
+      </w:pPr>
+      <w:r>
+        <w:rPr>
+          <w:color w:val="555555"/>
+          <w:sz w:val="19"/>
+        </w:rPr>
+        <w:t>Tiene estas pestañas: Resumen · Hitos · Equipos · Calendario · Configuración</w:t>
+      </w:r>
+    </w:p>
+    <w:p>
+      <w:pPr>
+        <w:spacing w:after="40"/>
+      </w:pPr>
+      <w:r>
+        <w:rPr>
+          <w:b/>
+          <w:color w:val="4F46E5"/>
+          <w:sz w:val="21"/>
+        </w:rPr>
+        <w:t xml:space="preserve">Paso 3. </w:t>
+      </w:r>
+      <w:r>
+        <w:rPr>
+          <w:sz w:val="21"/>
+        </w:rPr>
         <w:t>Ejecute la acción desde la pantalla.</w:t>
       </w:r>
     </w:p>
@@ -5928,7 +6340,7 @@
           <w:color w:val="4F46E5"/>
           <w:sz w:val="21"/>
         </w:rPr>
-        <w:t xml:space="preserve">Paso 3. </w:t>
+        <w:t xml:space="preserve">Paso 4. </w:t>
       </w:r>
       <w:r>
         <w:rPr>
@@ -6227,6 +6639,38 @@
         <w:rPr>
           <w:sz w:val="21"/>
         </w:rPr>
+        <w:t>Abra Plan de mantenimiento (detalle) y pulse la pestaña «Calendario».</w:t>
+      </w:r>
+    </w:p>
+    <w:p>
+      <w:pPr>
+        <w:spacing w:after="120"/>
+        <w:ind w:left="680"/>
+      </w:pPr>
+      <w:r>
+        <w:rPr>
+          <w:color w:val="555555"/>
+          <w:sz w:val="19"/>
+        </w:rPr>
+        <w:t>Es donde se hace esta operación.</w:t>
+      </w:r>
+    </w:p>
+    <w:p>
+      <w:pPr>
+        <w:spacing w:after="40"/>
+      </w:pPr>
+      <w:r>
+        <w:rPr>
+          <w:b/>
+          <w:color w:val="4F46E5"/>
+          <w:sz w:val="21"/>
+        </w:rPr>
+        <w:t xml:space="preserve">Paso 3. </w:t>
+      </w:r>
+      <w:r>
+        <w:rPr>
+          <w:sz w:val="21"/>
+        </w:rPr>
         <w:t>Ejecute la acción desde la pantalla.</w:t>
       </w:r>
     </w:p>
@@ -6240,7 +6684,7 @@
           <w:color w:val="4F46E5"/>
           <w:sz w:val="21"/>
         </w:rPr>
-        <w:t xml:space="preserve">Paso 3. </w:t>
+        <w:t xml:space="preserve">Paso 4. </w:t>
       </w:r>
       <w:r>
         <w:rPr>

--- a/Fase 2/Manuales/SIGMA_Manual_EP09_Planes_de_mantenimiento.docx
+++ b/Fase 2/Manuales/SIGMA_Manual_EP09_Planes_de_mantenimiento.docx
@@ -152,7 +152,7 @@
               <w:rPr>
                 <w:sz w:val="20"/>
               </w:rPr>
-              <w:t>1 visibles en el menú y 10 que se abren desde otra pantalla</w:t>
+              <w:t>1 en el menú y 8 que se abren desde ellas</w:t>
             </w:r>
           </w:p>
         </w:tc>
@@ -216,7 +216,7 @@
               <w:rPr>
                 <w:sz w:val="20"/>
               </w:rPr>
-              <w:t>1.0 · 01-10-2026</w:t>
+              <w:t>1.1 · 02-10-2026</w:t>
             </w:r>
           </w:p>
         </w:tc>
@@ -649,7 +649,7 @@
           <w:i w:val="0"/>
           <w:sz w:val="22"/>
         </w:rPr>
-        <w:t>Desde el menú lateral:</w:t>
+        <w:t>Estas son las pantallas que usa el módulo, con la ruta exacta del menú lateral:</w:t>
       </w:r>
     </w:p>
     <w:tbl>
@@ -1041,7 +1041,7 @@
               <w:rPr>
                 <w:sz w:val="18"/>
               </w:rPr>
-              <w:t>Equipo de plan (detalle)</w:t>
+              <w:t>Actividad de hito (detalle)</w:t>
             </w:r>
           </w:p>
         </w:tc>
@@ -1055,7 +1055,7 @@
               <w:rPr>
                 <w:sz w:val="18"/>
               </w:rPr>
-              <w:t>Centro de Mantenimiento › Planificación › Equipo de plan (detalle)</w:t>
+              <w:t>Centro de Mantenimiento › Planificación › Actividad de hito (detalle)</w:t>
             </w:r>
           </w:p>
         </w:tc>
@@ -1085,7 +1085,7 @@
               <w:rPr>
                 <w:sz w:val="18"/>
               </w:rPr>
-              <w:t>Carga masiva de planes</w:t>
+              <w:t>Equipo de plan (detalle)</w:t>
             </w:r>
           </w:p>
         </w:tc>
@@ -1099,7 +1099,7 @@
               <w:rPr>
                 <w:sz w:val="18"/>
               </w:rPr>
-              <w:t>Centro de Mantenimiento › Planificación › Carga masiva de planes</w:t>
+              <w:t>Centro de Mantenimiento › Planificación › Equipo de plan (detalle)</w:t>
             </w:r>
           </w:p>
         </w:tc>
@@ -1188,94 +1188,6 @@
                 <w:sz w:val="18"/>
               </w:rPr>
               <w:t>Centro de Mantenimiento › Planificación › Reprogramar ocurrencia (detalle)</w:t>
-            </w:r>
-          </w:p>
-        </w:tc>
-        <w:tc>
-          <w:tcPr>
-            <w:tcW w:type="dxa" w:w="3118"/>
-          </w:tcPr>
-          <w:p>
-            <w:r/>
-            <w:r>
-              <w:rPr>
-                <w:sz w:val="18"/>
-              </w:rPr>
-              <w:t>—</w:t>
-            </w:r>
-          </w:p>
-        </w:tc>
-      </w:tr>
-      <w:tr>
-        <w:tc>
-          <w:tcPr>
-            <w:tcW w:type="dxa" w:w="2551"/>
-          </w:tcPr>
-          <w:p>
-            <w:r/>
-            <w:r>
-              <w:rPr>
-                <w:sz w:val="18"/>
-              </w:rPr>
-              <w:t>Actividades del hito (detalle)</w:t>
-            </w:r>
-          </w:p>
-        </w:tc>
-        <w:tc>
-          <w:tcPr>
-            <w:tcW w:type="dxa" w:w="3969"/>
-          </w:tcPr>
-          <w:p>
-            <w:r/>
-            <w:r>
-              <w:rPr>
-                <w:sz w:val="18"/>
-              </w:rPr>
-              <w:t>Centro de Mantenimiento › Planificación › Actividades del hito (detalle)</w:t>
-            </w:r>
-          </w:p>
-        </w:tc>
-        <w:tc>
-          <w:tcPr>
-            <w:tcW w:type="dxa" w:w="3118"/>
-          </w:tcPr>
-          <w:p>
-            <w:r/>
-            <w:r>
-              <w:rPr>
-                <w:sz w:val="18"/>
-              </w:rPr>
-              <w:t>—</w:t>
-            </w:r>
-          </w:p>
-        </w:tc>
-      </w:tr>
-      <w:tr>
-        <w:tc>
-          <w:tcPr>
-            <w:tcW w:type="dxa" w:w="2551"/>
-          </w:tcPr>
-          <w:p>
-            <w:r/>
-            <w:r>
-              <w:rPr>
-                <w:sz w:val="18"/>
-              </w:rPr>
-              <w:t>Actividad de hito (detalle)</w:t>
-            </w:r>
-          </w:p>
-        </w:tc>
-        <w:tc>
-          <w:tcPr>
-            <w:tcW w:type="dxa" w:w="3969"/>
-          </w:tcPr>
-          <w:p>
-            <w:r/>
-            <w:r>
-              <w:rPr>
-                <w:sz w:val="18"/>
-              </w:rPr>
-              <w:t>Centro de Mantenimiento › Planificación › Actividad de hito (detalle)</w:t>
             </w:r>
           </w:p>
         </w:tc>
@@ -1359,7 +1271,7 @@
         <w:rPr>
           <w:sz w:val="21"/>
         </w:rPr>
-        <w:t>Entre a Planificación.</w:t>
+        <w:t>Entre a Planes de mantenimiento.</w:t>
       </w:r>
     </w:p>
     <w:p>
@@ -1372,7 +1284,7 @@
           <w:color w:val="555555"/>
           <w:sz w:val="19"/>
         </w:rPr>
-        <w:t>Menú: Centro de Mantenimiento › Planificación</w:t>
+        <w:t>Menú: Centro de Mantenimiento › Planificación › Planes de mantenimiento</w:t>
       </w:r>
     </w:p>
     <w:p>
@@ -1391,7 +1303,7 @@
         <w:rPr>
           <w:sz w:val="21"/>
         </w:rPr>
-        <w:t>Abra Plan de mantenimiento (detalle).</w:t>
+        <w:t>Desde el listado, pulse «Nuevo» para crear, o elija la fila que quiere modificar. Se abre Plan de mantenimiento (detalle).</w:t>
       </w:r>
     </w:p>
     <w:p>
@@ -1404,7 +1316,7 @@
           <w:color w:val="555555"/>
           <w:sz w:val="19"/>
         </w:rPr>
-        <w:t>Tiene estas pestañas: Resumen · Hitos · Equipos · Calendario · Configuración</w:t>
+        <w:t>Esta pantalla tiene estas pestañas: Resumen · Hitos · Equipos · Calendario · Configuración.</w:t>
       </w:r>
     </w:p>
     <w:p>
@@ -1423,7 +1335,7 @@
         <w:rPr>
           <w:sz w:val="21"/>
         </w:rPr>
-        <w:t>Abra el formulario y complete los datos.</w:t>
+        <w:t>Complete los datos.</w:t>
       </w:r>
     </w:p>
     <w:p>
@@ -1436,7 +1348,7 @@
           <w:color w:val="555555"/>
           <w:sz w:val="19"/>
         </w:rPr>
-        <w:t>Hay 7 campos; 2 son obligatorios.</w:t>
+        <w:t>Son 7 campos; 2 obligatorios.</w:t>
       </w:r>
     </w:p>
     <w:tbl>
@@ -2189,7 +2101,7 @@
         <w:rPr>
           <w:sz w:val="21"/>
         </w:rPr>
-        <w:t>Entre a Planificación.</w:t>
+        <w:t>Entre a Planes de mantenimiento.</w:t>
       </w:r>
     </w:p>
     <w:p>
@@ -2202,7 +2114,7 @@
           <w:color w:val="555555"/>
           <w:sz w:val="19"/>
         </w:rPr>
-        <w:t>Menú: Centro de Mantenimiento › Planificación</w:t>
+        <w:t>Menú: Centro de Mantenimiento › Planificación › Planes de mantenimiento</w:t>
       </w:r>
     </w:p>
     <w:p>
@@ -2221,20 +2133,7 @@
         <w:rPr>
           <w:sz w:val="21"/>
         </w:rPr>
-        <w:t>Abra Plan de mantenimiento (detalle) y pulse la pestaña «Hitos».</w:t>
-      </w:r>
-    </w:p>
-    <w:p>
-      <w:pPr>
-        <w:spacing w:after="120"/>
-        <w:ind w:left="680"/>
-      </w:pPr>
-      <w:r>
-        <w:rPr>
-          <w:color w:val="555555"/>
-          <w:sz w:val="19"/>
-        </w:rPr>
-        <w:t>Es donde se hace esta operación.</w:t>
+        <w:t>Desde el listado, pulse «Nuevo» para crear, o elija la fila que quiere modificar. Se abre Hito de plan (detalle).</w:t>
       </w:r>
     </w:p>
     <w:p>
@@ -2253,7 +2152,7 @@
         <w:rPr>
           <w:sz w:val="21"/>
         </w:rPr>
-        <w:t>Abra el formulario y complete los datos.</w:t>
+        <w:t>Complete los datos.</w:t>
       </w:r>
     </w:p>
     <w:p>
@@ -2266,7 +2165,7 @@
           <w:color w:val="555555"/>
           <w:sz w:val="19"/>
         </w:rPr>
-        <w:t>Hay 11 campos; 4 son obligatorios.</w:t>
+        <w:t>Son 11 campos; 4 obligatorios.</w:t>
       </w:r>
     </w:p>
     <w:tbl>
@@ -3339,7 +3238,7 @@
         <w:rPr>
           <w:sz w:val="21"/>
         </w:rPr>
-        <w:t>Entre a Planificación.</w:t>
+        <w:t>Entre a Planes de mantenimiento.</w:t>
       </w:r>
     </w:p>
     <w:p>
@@ -3352,7 +3251,7 @@
           <w:color w:val="555555"/>
           <w:sz w:val="19"/>
         </w:rPr>
-        <w:t>Menú: Centro de Mantenimiento › Planificación</w:t>
+        <w:t>Menú: Centro de Mantenimiento › Planificación › Planes de mantenimiento</w:t>
       </w:r>
     </w:p>
     <w:p>
@@ -3371,20 +3270,7 @@
         <w:rPr>
           <w:sz w:val="21"/>
         </w:rPr>
-        <w:t>Abra Plan de mantenimiento (detalle) y pulse la pestaña «Hitos».</w:t>
-      </w:r>
-    </w:p>
-    <w:p>
-      <w:pPr>
-        <w:spacing w:after="120"/>
-        <w:ind w:left="680"/>
-      </w:pPr>
-      <w:r>
-        <w:rPr>
-          <w:color w:val="555555"/>
-          <w:sz w:val="19"/>
-        </w:rPr>
-        <w:t>Es donde se hace esta operación.</w:t>
+        <w:t>Desde el listado, pulse «Nuevo» para crear, o elija la fila que quiere modificar. Se abre Actividad de hito (detalle).</w:t>
       </w:r>
     </w:p>
     <w:p>
@@ -3403,7 +3289,7 @@
         <w:rPr>
           <w:sz w:val="21"/>
         </w:rPr>
-        <w:t>Abra el formulario y complete los datos.</w:t>
+        <w:t>Complete los datos.</w:t>
       </w:r>
     </w:p>
     <w:p>
@@ -3416,7 +3302,7 @@
           <w:color w:val="555555"/>
           <w:sz w:val="19"/>
         </w:rPr>
-        <w:t>Hay 13 campos; 4 son obligatorios.</w:t>
+        <w:t>Son 13 campos; 4 obligatorios.</w:t>
       </w:r>
     </w:p>
     <w:tbl>
@@ -4605,7 +4491,7 @@
         <w:rPr>
           <w:sz w:val="21"/>
         </w:rPr>
-        <w:t>Entre a Planificación.</w:t>
+        <w:t>Entre a Planes de mantenimiento.</w:t>
       </w:r>
     </w:p>
     <w:p>
@@ -4618,7 +4504,7 @@
           <w:color w:val="555555"/>
           <w:sz w:val="19"/>
         </w:rPr>
-        <w:t>Menú: Centro de Mantenimiento › Planificación</w:t>
+        <w:t>Menú: Centro de Mantenimiento › Planificación › Planes de mantenimiento</w:t>
       </w:r>
     </w:p>
     <w:p>
@@ -4637,20 +4523,7 @@
         <w:rPr>
           <w:sz w:val="21"/>
         </w:rPr>
-        <w:t>Abra Plan de mantenimiento (detalle).</w:t>
-      </w:r>
-    </w:p>
-    <w:p>
-      <w:pPr>
-        <w:spacing w:after="120"/>
-        <w:ind w:left="680"/>
-      </w:pPr>
-      <w:r>
-        <w:rPr>
-          <w:color w:val="555555"/>
-          <w:sz w:val="19"/>
-        </w:rPr>
-        <w:t>Tiene estas pestañas: Resumen · Hitos · Equipos · Calendario · Configuración</w:t>
+        <w:t>Desde el listado, pulse «Nuevo» para crear, o elija la fila que quiere modificar. Se abre Equipo de plan (detalle).</w:t>
       </w:r>
     </w:p>
     <w:p>
@@ -4669,7 +4542,7 @@
         <w:rPr>
           <w:sz w:val="21"/>
         </w:rPr>
-        <w:t>Abra el formulario y complete los datos.</w:t>
+        <w:t>Complete los datos.</w:t>
       </w:r>
     </w:p>
     <w:p>
@@ -4682,7 +4555,7 @@
           <w:color w:val="555555"/>
           <w:sz w:val="19"/>
         </w:rPr>
-        <w:t>Hay 3 campos; 1 son obligatorios.</w:t>
+        <w:t>Son 3 campos; 1 obligatorio.</w:t>
       </w:r>
     </w:p>
     <w:tbl>
@@ -5247,7 +5120,7 @@
         <w:rPr>
           <w:sz w:val="21"/>
         </w:rPr>
-        <w:t>Entre a Planificación.</w:t>
+        <w:t>Entre a Planes de mantenimiento.</w:t>
       </w:r>
     </w:p>
     <w:p>
@@ -5260,7 +5133,7 @@
           <w:color w:val="555555"/>
           <w:sz w:val="19"/>
         </w:rPr>
-        <w:t>Menú: Centro de Mantenimiento › Planificación</w:t>
+        <w:t>Menú: Centro de Mantenimiento › Planificación › Planes de mantenimiento</w:t>
       </w:r>
     </w:p>
     <w:p>
@@ -5279,20 +5152,7 @@
         <w:rPr>
           <w:sz w:val="21"/>
         </w:rPr>
-        <w:t>Abra Plan de mantenimiento (detalle).</w:t>
-      </w:r>
-    </w:p>
-    <w:p>
-      <w:pPr>
-        <w:spacing w:after="120"/>
-        <w:ind w:left="680"/>
-      </w:pPr>
-      <w:r>
-        <w:rPr>
-          <w:color w:val="555555"/>
-          <w:sz w:val="19"/>
-        </w:rPr>
-        <w:t>Tiene estas pestañas: Resumen · Hitos · Equipos · Calendario · Configuración</w:t>
+        <w:t>Desde el listado, elija la fila sobre la que va a trabajar. Se abre Versiones del plan (detalle).</w:t>
       </w:r>
     </w:p>
     <w:p>
@@ -5311,7 +5171,20 @@
         <w:rPr>
           <w:sz w:val="21"/>
         </w:rPr>
-        <w:t>Ejecute la acción desde la pantalla.</w:t>
+        <w:t>Complete la operación con los botones de Versiones del plan (detalle).</w:t>
+      </w:r>
+    </w:p>
+    <w:p>
+      <w:pPr>
+        <w:spacing w:after="120"/>
+        <w:ind w:left="680"/>
+      </w:pPr>
+      <w:r>
+        <w:rPr>
+          <w:color w:val="555555"/>
+          <w:sz w:val="19"/>
+        </w:rPr>
+        <w:t>Esta operación no declara campos de entrada: se resuelve con las acciones de la propia pantalla.</w:t>
       </w:r>
     </w:p>
     <w:p>
@@ -5679,7 +5552,7 @@
         <w:rPr>
           <w:sz w:val="21"/>
         </w:rPr>
-        <w:t>Entre a Planificación.</w:t>
+        <w:t>Entre a Bandeja de mantenciones.</w:t>
       </w:r>
     </w:p>
     <w:p>
@@ -5692,7 +5565,7 @@
           <w:color w:val="555555"/>
           <w:sz w:val="19"/>
         </w:rPr>
-        <w:t>Menú: Centro de Mantenimiento › Planificación</w:t>
+        <w:t>Menú: Centro de Mantenimiento › Planificación › Bandeja de mantenciones</w:t>
       </w:r>
     </w:p>
     <w:p>
@@ -5711,20 +5584,7 @@
         <w:rPr>
           <w:sz w:val="21"/>
         </w:rPr>
-        <w:t>Abra Plan de mantenimiento (detalle).</w:t>
-      </w:r>
-    </w:p>
-    <w:p>
-      <w:pPr>
-        <w:spacing w:after="120"/>
-        <w:ind w:left="680"/>
-      </w:pPr>
-      <w:r>
-        <w:rPr>
-          <w:color w:val="555555"/>
-          <w:sz w:val="19"/>
-        </w:rPr>
-        <w:t>Tiene estas pestañas: Resumen · Hitos · Equipos · Calendario · Configuración</w:t>
+        <w:t>Desde el listado, elija la fila sobre la que va a trabajar. Se abre Reprogramar ocurrencia (detalle).</w:t>
       </w:r>
     </w:p>
     <w:p>
@@ -5743,7 +5603,7 @@
         <w:rPr>
           <w:sz w:val="21"/>
         </w:rPr>
-        <w:t>Abra el formulario y complete los datos.</w:t>
+        <w:t>Complete los datos.</w:t>
       </w:r>
     </w:p>
     <w:p>
@@ -5756,7 +5616,7 @@
           <w:color w:val="555555"/>
           <w:sz w:val="19"/>
         </w:rPr>
-        <w:t>Hay 2 campos; 2 son obligatorios.</w:t>
+        <w:t>Son 2 campos; 2 obligatorios.</w:t>
       </w:r>
     </w:p>
     <w:tbl>
@@ -6263,7 +6123,7 @@
         <w:rPr>
           <w:sz w:val="21"/>
         </w:rPr>
-        <w:t>Entre a Planificación.</w:t>
+        <w:t>Entre a Bandeja de mantenciones.</w:t>
       </w:r>
     </w:p>
     <w:p>
@@ -6276,7 +6136,7 @@
           <w:color w:val="555555"/>
           <w:sz w:val="19"/>
         </w:rPr>
-        <w:t>Menú: Centro de Mantenimiento › Planificación</w:t>
+        <w:t>Menú: Centro de Mantenimiento › Planificación › Bandeja de mantenciones</w:t>
       </w:r>
     </w:p>
     <w:p>
@@ -6295,7 +6155,7 @@
         <w:rPr>
           <w:sz w:val="21"/>
         </w:rPr>
-        <w:t>Abra Plan de mantenimiento (detalle).</w:t>
+        <w:t>Revise la información que muestra Bandeja de mantenciones.</w:t>
       </w:r>
     </w:p>
     <w:p>
@@ -6308,7 +6168,7 @@
           <w:color w:val="555555"/>
           <w:sz w:val="19"/>
         </w:rPr>
-        <w:t>Tiene estas pestañas: Resumen · Hitos · Equipos · Calendario · Configuración</w:t>
+        <w:t>Es una consulta: no hay nada que llenar ni que guardar.</w:t>
       </w:r>
     </w:p>
     <w:p>
@@ -6322,25 +6182,6 @@
           <w:sz w:val="21"/>
         </w:rPr>
         <w:t xml:space="preserve">Paso 3. </w:t>
-      </w:r>
-      <w:r>
-        <w:rPr>
-          <w:sz w:val="21"/>
-        </w:rPr>
-        <w:t>Ejecute la acción desde la pantalla.</w:t>
-      </w:r>
-    </w:p>
-    <w:p>
-      <w:pPr>
-        <w:spacing w:after="40"/>
-      </w:pPr>
-      <w:r>
-        <w:rPr>
-          <w:b/>
-          <w:color w:val="4F46E5"/>
-          <w:sz w:val="21"/>
-        </w:rPr>
-        <w:t xml:space="preserve">Paso 4. </w:t>
       </w:r>
       <w:r>
         <w:rPr>
@@ -6639,7 +6480,7 @@
         <w:rPr>
           <w:sz w:val="21"/>
         </w:rPr>
-        <w:t>Abra Plan de mantenimiento (detalle) y pulse la pestaña «Calendario».</w:t>
+        <w:t>Revise la información que muestra Planificación.</w:t>
       </w:r>
     </w:p>
     <w:p>
@@ -6652,7 +6493,7 @@
           <w:color w:val="555555"/>
           <w:sz w:val="19"/>
         </w:rPr>
-        <w:t>Es donde se hace esta operación.</w:t>
+        <w:t>Es una consulta: no hay nada que llenar ni que guardar.</w:t>
       </w:r>
     </w:p>
     <w:p>
@@ -6666,25 +6507,6 @@
           <w:sz w:val="21"/>
         </w:rPr>
         <w:t xml:space="preserve">Paso 3. </w:t>
-      </w:r>
-      <w:r>
-        <w:rPr>
-          <w:sz w:val="21"/>
-        </w:rPr>
-        <w:t>Ejecute la acción desde la pantalla.</w:t>
-      </w:r>
-    </w:p>
-    <w:p>
-      <w:pPr>
-        <w:spacing w:after="40"/>
-      </w:pPr>
-      <w:r>
-        <w:rPr>
-          <w:b/>
-          <w:color w:val="4F46E5"/>
-          <w:sz w:val="21"/>
-        </w:rPr>
-        <w:t xml:space="preserve">Paso 4. </w:t>
       </w:r>
       <w:r>
         <w:rPr>
@@ -7498,7 +7320,7 @@
           <w:color w:val="555555"/>
           <w:sz w:val="18"/>
         </w:rPr>
-        <w:t>Generado desde el Product Backlog (historias, campos de entrada y criterios de aceptación) y desde la tabla Menus de la base. Para actualizarlo: python _scratch/gen_manual_modulo.py</w:t>
+        <w:t>Generado desde el Product Backlog (historias, campos de entrada y criterios de aceptación), desde la tabla Menus de la base y desde las pestañas leídas de los .aspx. Para actualizarlo: python _scratch/gen_manual_modulo.py</w:t>
       </w:r>
     </w:p>
     <w:sectPr>
